--- a/src-tauri/resources/reference.docx
+++ b/src-tauri/resources/reference.docx
@@ -546,7 +546,7 @@
     <w:uiPriority w:val="10"/>
     <w:qFormat/>
     <w:pPr>
-      <w:spacing w:before="240" w:after="160" w:line="720" w:lineRule="exact"/>
+      <w:spacing w:before="240" w:after="160" w:line="720" w:lineRule="atLeast"/>
       <w:jc w:val="center"/>
     </w:pPr>
     <w:rPr>
@@ -579,7 +579,7 @@
     <w:uiPriority w:val="11"/>
     <w:qFormat/>
     <w:pPr>
-      <w:spacing w:before="100" w:after="200" w:line="600" w:lineRule="exact"/>
+      <w:spacing w:before="100" w:after="200" w:line="600" w:lineRule="atLeast"/>
     </w:pPr>
     <w:rPr>
       <w:b w:val="0"/>
@@ -664,7 +664,7 @@
     <w:pPr>
       <w:keepNext/>
       <w:keepLines/>
-      <w:spacing w:before="360" w:after="160" w:line="640" w:lineRule="exact"/>
+      <w:spacing w:before="360" w:after="160" w:line="640" w:lineRule="atLeast"/>
       <w:outlineLvl w:val="0"/>
     </w:pPr>
     <w:rPr>
@@ -700,7 +700,7 @@
     <w:pPr>
       <w:keepNext/>
       <w:keepLines/>
-      <w:spacing w:before="260" w:after="120" w:line="600" w:lineRule="exact"/>
+      <w:spacing w:before="260" w:after="120" w:line="600" w:lineRule="atLeast"/>
       <w:outlineLvl w:val="1"/>
     </w:pPr>
     <w:rPr>
@@ -736,7 +736,7 @@
     <w:pPr>
       <w:keepNext/>
       <w:keepLines/>
-      <w:spacing w:before="200" w:after="100" w:line="560" w:lineRule="exact"/>
+      <w:spacing w:before="200" w:after="100" w:line="560" w:lineRule="atLeast"/>
       <w:outlineLvl w:val="2"/>
     </w:pPr>
     <w:rPr>
@@ -938,7 +938,7 @@
     <w:unhideWhenUsed/>
     <w:qFormat/>
     <w:pPr>
-      <w:spacing w:line="400" w:lineRule="exact"/>
+      <w:spacing w:line="400" w:lineRule="atLeast"/>
     </w:pPr>
     <w:rPr>
       <w:sz w:val="18"/>

--- a/src-tauri/resources/reference.docx
+++ b/src-tauri/resources/reference.docx
@@ -518,7 +518,7 @@
     <w:link w:val="BodyTextChar"/>
     <w:qFormat/>
     <w:pPr>
-      <w:ind w:firstLineChars="200" w:firstLine="480"/>
+      <w:ind w:firstLine="0"/>
       <w:spacing w:before="0" w:after="0"/>
     </w:pPr>
   </w:style>
